--- a/src/assets/doc-templates/act-template.docx
+++ b/src/assets/doc-templates/act-template.docx
@@ -425,16 +425,43 @@
                 <w:i w:val="1"/>
                 <w:sz w:val="18"/>
               </w:rPr>
-              <w:t xml:space="preserve">За транспортные услуги по </w:t>
-            </w:r>
-            <w:r>
-              <w:rPr>
-                <w:rFonts w:ascii="Bookman Old Style" w:hAnsi="Bookman Old Style"/>
-                <w:b w:val="1"/>
-                <w:i w:val="1"/>
-                <w:sz w:val="18"/>
-              </w:rPr>
-              <w:t>{{REQUEST}}</w:t>
+              <w:t>За транспортные услуги по</w:t>
+            </w:r>
+            <w:r>
+              <w:rPr>
+                <w:rFonts w:ascii="Bookman Old Style" w:hAnsi="Bookman Old Style"/>
+                <w:b w:val="1"/>
+                <w:i w:val="1"/>
+                <w:sz w:val="18"/>
+              </w:rPr>
+              <w:t xml:space="preserve"> </w:t>
+            </w:r>
+            <w:r>
+              <w:rPr>
+                <w:rFonts w:ascii="Bookman Old Style" w:hAnsi="Bookman Old Style"/>
+                <w:b w:val="1"/>
+                <w:i w:val="1"/>
+                <w:sz w:val="18"/>
+              </w:rPr>
+              <w:t>Догов</w:t>
+            </w:r>
+            <w:r>
+              <w:rPr>
+                <w:rFonts w:ascii="Bookman Old Style" w:hAnsi="Bookman Old Style"/>
+                <w:b w:val="1"/>
+                <w:i w:val="1"/>
+                <w:sz w:val="18"/>
+              </w:rPr>
+              <w:t>ор-заявке</w:t>
+            </w:r>
+            <w:r>
+              <w:rPr>
+                <w:rFonts w:ascii="Bookman Old Style" w:hAnsi="Bookman Old Style"/>
+                <w:b w:val="1"/>
+                <w:i w:val="1"/>
+                <w:sz w:val="18"/>
+              </w:rPr>
+              <w:t xml:space="preserve"> {{REQUEST}}</w:t>
             </w:r>
           </w:p>
           <w:p>
